--- a/TradeZone_Analyst_Memo.docx
+++ b/TradeZone_Analyst_Memo.docx
@@ -51,7 +51,17 @@
         <w:jc w:val="center"/>
       </w:pPr>
       <w:r>
-        <w:t xml:space="preserve">FROM: Utibe Inyang   |   DATE: </w:t>
+        <w:t xml:space="preserve">FROM: </w:t>
+      </w:r>
+      <w:r>
+        <w:rPr>
+          <w:b/>
+          <w:bCs/>
+        </w:rPr>
+        <w:t>Utibe Inyang</w:t>
+      </w:r>
+      <w:r>
+        <w:t xml:space="preserve">   |   DATE: </w:t>
       </w:r>
       <w:proofErr w:type="gramStart"/>
       <w:r>
@@ -93,7 +103,10 @@
     <w:p>
       <w:pPr>
         <w:pStyle w:val="Heading1"/>
-        <w:ind w:left="-5"/>
+        <w:numPr>
+          <w:ilvl w:val="0"/>
+          <w:numId w:val="1"/>
+        </w:numPr>
         <w:rPr>
           <w:rFonts w:ascii="Calibri" w:hAnsi="Calibri" w:cs="Calibri"/>
         </w:rPr>
@@ -119,7 +132,10 @@
     <w:p>
       <w:pPr>
         <w:pStyle w:val="Heading1"/>
-        <w:ind w:left="0" w:firstLine="0"/>
+        <w:numPr>
+          <w:ilvl w:val="0"/>
+          <w:numId w:val="1"/>
+        </w:numPr>
         <w:rPr>
           <w:rFonts w:ascii="Calibri" w:hAnsi="Calibri" w:cs="Calibri"/>
         </w:rPr>
@@ -540,19 +556,7 @@
     <w:p>
       <w:pPr>
         <w:spacing w:after="0"/>
-        <w:ind w:right="-113"/>
-      </w:pPr>
-    </w:p>
-    <w:p>
-      <w:pPr>
-        <w:spacing w:after="0"/>
-        <w:ind w:left="-1560" w:right="10567"/>
-      </w:pPr>
-    </w:p>
-    <w:p>
-      <w:pPr>
-        <w:spacing w:after="0"/>
-        <w:ind w:left="-1560" w:right="10567"/>
+        <w:ind w:right="10567"/>
       </w:pPr>
     </w:p>
     <w:p>
@@ -569,384 +573,210 @@
     </w:p>
     <w:tbl>
       <w:tblPr>
-        <w:tblStyle w:val="TableGrid"/>
-        <w:tblW w:w="9450" w:type="dxa"/>
-        <w:tblInd w:w="-180" w:type="dxa"/>
-        <w:tblCellMar>
-          <w:left w:w="240" w:type="dxa"/>
-          <w:right w:w="240" w:type="dxa"/>
-        </w:tblCellMar>
+        <w:tblStyle w:val="GridTable4-Accent1"/>
+        <w:tblW w:w="0" w:type="auto"/>
         <w:tblLook w:val="04A0" w:firstRow="1" w:lastRow="0" w:firstColumn="1" w:lastColumn="0" w:noHBand="0" w:noVBand="1"/>
       </w:tblPr>
       <w:tblGrid>
-        <w:gridCol w:w="9450"/>
+        <w:gridCol w:w="4498"/>
+        <w:gridCol w:w="4499"/>
       </w:tblGrid>
       <w:tr>
         <w:trPr>
-          <w:trHeight w:val="500"/>
+          <w:cnfStyle w:val="100000000000" w:firstRow="1" w:lastRow="0" w:firstColumn="0" w:lastColumn="0" w:oddVBand="0" w:evenVBand="0" w:oddHBand="0" w:evenHBand="0" w:firstRowFirstColumn="0" w:firstRowLastColumn="0" w:lastRowFirstColumn="0" w:lastRowLastColumn="0"/>
         </w:trPr>
         <w:tc>
           <w:tcPr>
-            <w:tcW w:w="9450" w:type="dxa"/>
-            <w:tcBorders>
-              <w:top w:val="nil"/>
-              <w:left w:val="nil"/>
-              <w:bottom w:val="single" w:sz="4" w:space="0" w:color="BFBFBF"/>
-              <w:right w:val="nil"/>
-            </w:tcBorders>
-            <w:shd w:val="clear" w:color="auto" w:fill="2E75B6"/>
-            <w:vAlign w:val="center"/>
+            <w:cnfStyle w:val="001000000000" w:firstRow="0" w:lastRow="0" w:firstColumn="1" w:lastColumn="0" w:oddVBand="0" w:evenVBand="0" w:oddHBand="0" w:evenHBand="0" w:firstRowFirstColumn="0" w:firstRowLastColumn="0" w:lastRowFirstColumn="0" w:lastRowLastColumn="0"/>
+            <w:tcW w:w="4498" w:type="dxa"/>
           </w:tcPr>
           <w:p>
             <w:pPr>
-              <w:tabs>
-                <w:tab w:val="center" w:pos="1992"/>
-                <w:tab w:val="center" w:pos="6456"/>
-              </w:tabs>
+              <w:ind w:right="-113"/>
+              <w:rPr>
+                <w:color w:val="E8E8E8" w:themeColor="background2"/>
+              </w:rPr>
             </w:pPr>
             <w:r>
-              <w:tab/>
-            </w:r>
-            <w:r>
-              <w:rPr>
-                <w:rFonts w:eastAsia="Arial"/>
-                <w:b/>
+              <w:rPr>
+                <w:rFonts w:eastAsia="Arial"/>
                 <w:color w:val="FFFFFF"/>
                 <w:sz w:val="18"/>
               </w:rPr>
-              <w:t>FINDING 1</w:t>
-            </w:r>
-            <w:r>
-              <w:rPr>
-                <w:rFonts w:eastAsia="Arial"/>
-                <w:b/>
+              <w:t>FINDING 3</w:t>
+            </w:r>
+          </w:p>
+        </w:tc>
+        <w:tc>
+          <w:tcPr>
+            <w:tcW w:w="4499" w:type="dxa"/>
+          </w:tcPr>
+          <w:p>
+            <w:pPr>
+              <w:ind w:right="-113"/>
+              <w:cnfStyle w:val="100000000000" w:firstRow="1" w:lastRow="0" w:firstColumn="0" w:lastColumn="0" w:oddVBand="0" w:evenVBand="0" w:oddHBand="0" w:evenHBand="0" w:firstRowFirstColumn="0" w:firstRowLastColumn="0" w:lastRowFirstColumn="0" w:lastRowLastColumn="0"/>
+              <w:rPr>
+                <w:color w:val="E8E8E8" w:themeColor="background2"/>
+              </w:rPr>
+            </w:pPr>
+            <w:r>
+              <w:rPr>
+                <w:rFonts w:eastAsia="Arial"/>
                 <w:color w:val="FFFFFF"/>
                 <w:sz w:val="18"/>
               </w:rPr>
-              <w:tab/>
-              <w:t>Query 1 — Customer Acquisition</w:t>
+              <w:t>Query 4 — Quarterly Revenue Trends</w:t>
             </w:r>
           </w:p>
         </w:tc>
       </w:tr>
       <w:tr>
         <w:trPr>
-          <w:trHeight w:val="4360"/>
+          <w:cnfStyle w:val="000000100000" w:firstRow="0" w:lastRow="0" w:firstColumn="0" w:lastColumn="0" w:oddVBand="0" w:evenVBand="0" w:oddHBand="1" w:evenHBand="0" w:firstRowFirstColumn="0" w:firstRowLastColumn="0" w:lastRowFirstColumn="0" w:lastRowLastColumn="0"/>
         </w:trPr>
         <w:tc>
           <w:tcPr>
-            <w:tcW w:w="9450" w:type="dxa"/>
-            <w:tcBorders>
-              <w:top w:val="single" w:sz="4" w:space="0" w:color="BFBFBF"/>
-              <w:left w:val="single" w:sz="4" w:space="0" w:color="BFBFBF"/>
-              <w:bottom w:val="single" w:sz="4" w:space="0" w:color="BFBFBF"/>
-              <w:right w:val="single" w:sz="24" w:space="0" w:color="2E75B6"/>
-            </w:tcBorders>
-            <w:shd w:val="clear" w:color="auto" w:fill="F2F2F2"/>
-            <w:vAlign w:val="center"/>
-          </w:tcPr>
-          <w:p/>
-        </w:tc>
-      </w:tr>
-      <w:tr>
-        <w:trPr>
-          <w:trHeight w:val="500"/>
-        </w:trPr>
-        <w:tc>
-          <w:tcPr>
-            <w:tcW w:w="9450" w:type="dxa"/>
-            <w:tcBorders>
-              <w:top w:val="nil"/>
-              <w:left w:val="nil"/>
-              <w:bottom w:val="single" w:sz="4" w:space="0" w:color="BFBFBF"/>
-              <w:right w:val="nil"/>
-            </w:tcBorders>
-            <w:shd w:val="clear" w:color="auto" w:fill="1D6A39"/>
-            <w:vAlign w:val="center"/>
-          </w:tcPr>
-          <w:p>
-            <w:pPr>
-              <w:tabs>
-                <w:tab w:val="center" w:pos="1992"/>
-                <w:tab w:val="center" w:pos="6456"/>
-              </w:tabs>
-            </w:pPr>
-            <w:r>
-              <w:tab/>
-            </w:r>
-            <w:r>
-              <w:rPr>
-                <w:rFonts w:eastAsia="Arial"/>
-                <w:b/>
-                <w:color w:val="FFFFFF"/>
-                <w:sz w:val="18"/>
-              </w:rPr>
-              <w:t>FINDING 2</w:t>
-            </w:r>
-            <w:r>
-              <w:rPr>
-                <w:rFonts w:eastAsia="Arial"/>
-                <w:b/>
-                <w:color w:val="FFFFFF"/>
-                <w:sz w:val="18"/>
-              </w:rPr>
-              <w:tab/>
-              <w:t>Query 2 — Product Performance</w:t>
-            </w:r>
-          </w:p>
-        </w:tc>
-      </w:tr>
-      <w:tr>
-        <w:trPr>
-          <w:trHeight w:val="4360"/>
-        </w:trPr>
-        <w:tc>
-          <w:tcPr>
-            <w:tcW w:w="9450" w:type="dxa"/>
-            <w:tcBorders>
-              <w:top w:val="single" w:sz="4" w:space="0" w:color="BFBFBF"/>
-              <w:left w:val="single" w:sz="4" w:space="0" w:color="BFBFBF"/>
-              <w:bottom w:val="single" w:sz="4" w:space="0" w:color="BFBFBF"/>
-              <w:right w:val="single" w:sz="24" w:space="0" w:color="1D6A39"/>
-            </w:tcBorders>
-            <w:shd w:val="clear" w:color="auto" w:fill="F2F2F2"/>
-            <w:vAlign w:val="center"/>
+            <w:cnfStyle w:val="001000000000" w:firstRow="0" w:lastRow="0" w:firstColumn="1" w:lastColumn="0" w:oddVBand="0" w:evenVBand="0" w:oddHBand="0" w:evenHBand="0" w:firstRowFirstColumn="0" w:firstRowLastColumn="0" w:lastRowFirstColumn="0" w:lastRowLastColumn="0"/>
+            <w:tcW w:w="8997" w:type="dxa"/>
+            <w:gridSpan w:val="2"/>
           </w:tcPr>
           <w:p>
             <w:pPr>
               <w:spacing w:after="280" w:line="313" w:lineRule="auto"/>
               <w:jc w:val="both"/>
+              <w:rPr>
+                <w:rFonts w:eastAsia="Arial"/>
+                <w:color w:val="404040"/>
+                <w:sz w:val="20"/>
+              </w:rPr>
             </w:pPr>
             <w:r>
               <w:rPr>
                 <w:rFonts w:eastAsia="Arial"/>
-                <w:b/>
                 <w:color w:val="404040"/>
                 <w:sz w:val="20"/>
               </w:rPr>
-              <w:lastRenderedPageBreak/>
-              <w:t>The top 10 products by revenue in 2024 account for a disproportionately large share of total platform revenue, with the top 3 products alone generating significantly more revenue than the bottom half of the catalogue combined.</w:t>
-            </w:r>
-          </w:p>
-          <w:p>
-            <w:pPr>
-              <w:spacing w:after="240" w:line="313" w:lineRule="auto"/>
-              <w:jc w:val="both"/>
-            </w:pPr>
+              <w:t xml:space="preserve">Quarter-on-quarter revenue growth was positive across both 2023 and 2024, with the strongest </w:t>
+            </w:r>
+            <w:proofErr w:type="gramStart"/>
             <w:r>
               <w:rPr>
                 <w:rFonts w:eastAsia="Arial"/>
                 <w:color w:val="404040"/>
                 <w:sz w:val="20"/>
               </w:rPr>
-              <w:t xml:space="preserve">Revenue concentration at the product level creates two risks. First, if any of the top-performing products experiences a supply disruption, a seller exit, or a pricing change, platform revenue will drop sharply with no cushion from the broader catalogue. Second, it suggests that promotional </w:t>
-            </w:r>
-            <w:proofErr w:type="gramStart"/>
+              <w:t>single year</w:t>
+            </w:r>
+            <w:proofErr w:type="gramEnd"/>
             <w:r>
               <w:rPr>
                 <w:rFonts w:eastAsia="Arial"/>
                 <w:color w:val="404040"/>
                 <w:sz w:val="20"/>
               </w:rPr>
-              <w:t>spend</w:t>
-            </w:r>
-            <w:proofErr w:type="gramEnd"/>
-            <w:r>
-              <w:rPr>
-                <w:rFonts w:eastAsia="Arial"/>
-                <w:color w:val="404040"/>
-                <w:sz w:val="20"/>
-              </w:rPr>
-              <w:t xml:space="preserve"> and customer discovery are not surfacing mid-tier products effectively — customers are repeatedly buying the same small set of items. From a growth perspective, diversifying revenue across more products reduces fragility and opens margin improvement opportunities, since heavily purchased products tend to attract heavier discounting pressure over time.</w:t>
-            </w:r>
-          </w:p>
-          <w:p>
-            <w:r>
-              <w:rPr>
-                <w:rFonts w:eastAsia="Arial"/>
-                <w:i/>
-                <w:color w:val="2E75B6"/>
-                <w:sz w:val="16"/>
-              </w:rPr>
-              <w:t>Source: Q2 — Product Performance</w:t>
-            </w:r>
-          </w:p>
-        </w:tc>
-      </w:tr>
-      <w:tr>
-        <w:trPr>
-          <w:trHeight w:val="500"/>
-        </w:trPr>
-        <w:tc>
-          <w:tcPr>
-            <w:tcW w:w="9450" w:type="dxa"/>
-            <w:tcBorders>
-              <w:top w:val="nil"/>
-              <w:left w:val="nil"/>
-              <w:bottom w:val="single" w:sz="4" w:space="0" w:color="BFBFBF"/>
-              <w:right w:val="nil"/>
-            </w:tcBorders>
-            <w:shd w:val="clear" w:color="auto" w:fill="C55A11"/>
-            <w:vAlign w:val="center"/>
-          </w:tcPr>
-          <w:p>
-            <w:pPr>
-              <w:tabs>
-                <w:tab w:val="center" w:pos="1992"/>
-                <w:tab w:val="center" w:pos="6456"/>
-              </w:tabs>
-            </w:pPr>
-            <w:r>
-              <w:tab/>
-            </w:r>
-            <w:r>
-              <w:rPr>
-                <w:rFonts w:eastAsia="Arial"/>
-                <w:b/>
-                <w:color w:val="FFFFFF"/>
-                <w:sz w:val="18"/>
-              </w:rPr>
-              <w:t>FINDING 3</w:t>
-            </w:r>
-            <w:r>
-              <w:rPr>
-                <w:rFonts w:eastAsia="Arial"/>
-                <w:b/>
-                <w:color w:val="FFFFFF"/>
-                <w:sz w:val="18"/>
-              </w:rPr>
-              <w:tab/>
-              <w:t>Query 4 — Quarterly Revenue Trends</w:t>
-            </w:r>
-          </w:p>
-        </w:tc>
-      </w:tr>
-      <w:tr>
-        <w:trPr>
-          <w:trHeight w:val="4660"/>
-        </w:trPr>
-        <w:tc>
-          <w:tcPr>
-            <w:tcW w:w="9450" w:type="dxa"/>
-            <w:tcBorders>
-              <w:top w:val="single" w:sz="4" w:space="0" w:color="BFBFBF"/>
-              <w:left w:val="single" w:sz="4" w:space="0" w:color="BFBFBF"/>
-              <w:bottom w:val="single" w:sz="4" w:space="0" w:color="BFBFBF"/>
-              <w:right w:val="single" w:sz="24" w:space="0" w:color="C55A11"/>
-            </w:tcBorders>
-            <w:shd w:val="clear" w:color="auto" w:fill="F2F2F2"/>
-            <w:vAlign w:val="center"/>
-          </w:tcPr>
+              <w:t>-over-year quarterly growth occurring in Q3, where revenue increased by approximately 46% compared to Q3 2023. However, average order value remained relatively flat across all quarters, meaning growth was driven almost entirely by order volume rather than by customers spending more per order.</w:t>
+            </w:r>
+          </w:p>
           <w:p>
             <w:pPr>
               <w:spacing w:after="280" w:line="313" w:lineRule="auto"/>
               <w:jc w:val="both"/>
+              <w:rPr>
+                <w:rFonts w:eastAsia="Arial"/>
+                <w:b w:val="0"/>
+                <w:bCs w:val="0"/>
+                <w:color w:val="404040"/>
+                <w:sz w:val="20"/>
+              </w:rPr>
             </w:pPr>
             <w:r>
               <w:rPr>
                 <w:rFonts w:eastAsia="Arial"/>
-                <w:b/>
+                <w:b w:val="0"/>
+                <w:bCs w:val="0"/>
                 <w:color w:val="404040"/>
                 <w:sz w:val="20"/>
               </w:rPr>
-              <w:t xml:space="preserve">Quarter-on-quarter revenue growth was positive across both 2023 and 2024, with the strongest </w:t>
+              <w:t xml:space="preserve">Volume-driven growth is encouraging but carries a ceiling. It means </w:t>
+            </w:r>
+            <w:proofErr w:type="spellStart"/>
+            <w:r>
+              <w:rPr>
+                <w:rFonts w:eastAsia="Arial"/>
+                <w:b w:val="0"/>
+                <w:bCs w:val="0"/>
+                <w:color w:val="404040"/>
+                <w:sz w:val="20"/>
+              </w:rPr>
+              <w:t>TradeZone</w:t>
+            </w:r>
+            <w:proofErr w:type="spellEnd"/>
+            <w:r>
+              <w:rPr>
+                <w:rFonts w:eastAsia="Arial"/>
+                <w:b w:val="0"/>
+                <w:bCs w:val="0"/>
+                <w:color w:val="404040"/>
+                <w:sz w:val="20"/>
+              </w:rPr>
+              <w:t xml:space="preserve"> is successfully bringing more customers into the funnel each </w:t>
             </w:r>
             <w:proofErr w:type="gramStart"/>
             <w:r>
               <w:rPr>
                 <w:rFonts w:eastAsia="Arial"/>
-                <w:b/>
+                <w:b w:val="0"/>
+                <w:bCs w:val="0"/>
                 <w:color w:val="404040"/>
                 <w:sz w:val="20"/>
               </w:rPr>
-              <w:t>single year</w:t>
+              <w:t>quarter, but</w:t>
             </w:r>
             <w:proofErr w:type="gramEnd"/>
             <w:r>
               <w:rPr>
                 <w:rFonts w:eastAsia="Arial"/>
-                <w:b/>
+                <w:b w:val="0"/>
+                <w:bCs w:val="0"/>
                 <w:color w:val="404040"/>
                 <w:sz w:val="20"/>
               </w:rPr>
-              <w:t>-over-year quarterly growth occurring in Q3, where revenue increased by approximately 46% compared to Q3 2023. However, average order value remained relatively flat across all quarters, meaning growth was driven almost entirely by order volume rather than by customers spending more per order.</w:t>
+              <w:t xml:space="preserve"> is </w:t>
+            </w:r>
+            <w:proofErr w:type="gramStart"/>
+            <w:r>
+              <w:rPr>
+                <w:rFonts w:eastAsia="Arial"/>
+                <w:b w:val="0"/>
+                <w:bCs w:val="0"/>
+                <w:color w:val="404040"/>
+                <w:sz w:val="20"/>
+              </w:rPr>
+              <w:t>not succeeding</w:t>
+            </w:r>
+            <w:proofErr w:type="gramEnd"/>
+            <w:r>
+              <w:rPr>
+                <w:rFonts w:eastAsia="Arial"/>
+                <w:b w:val="0"/>
+                <w:bCs w:val="0"/>
+                <w:color w:val="404040"/>
+                <w:sz w:val="20"/>
+              </w:rPr>
+              <w:t xml:space="preserve"> in increasing the value of each transaction. Flat average order value over two years suggests that upselling, bundling, and cross-sell mechanisms are either absent or ineffective. For the 2025 planning cycle, the growth team should set targets not only for order count but for average order value, which represents a largely untapped revenue lever that does not require additional customer acquisition spend.</w:t>
             </w:r>
           </w:p>
           <w:p>
             <w:pPr>
-              <w:spacing w:after="240" w:line="313" w:lineRule="auto"/>
-              <w:jc w:val="both"/>
+              <w:ind w:right="-113"/>
             </w:pPr>
             <w:r>
               <w:rPr>
                 <w:rFonts w:eastAsia="Arial"/>
+                <w:b w:val="0"/>
+                <w:bCs w:val="0"/>
                 <w:color w:val="404040"/>
                 <w:sz w:val="20"/>
-              </w:rPr>
-              <w:t xml:space="preserve">Volume-driven growth is encouraging but carries a ceiling. It means </w:t>
-            </w:r>
-            <w:proofErr w:type="spellStart"/>
-            <w:r>
-              <w:rPr>
-                <w:rFonts w:eastAsia="Arial"/>
-                <w:color w:val="404040"/>
-                <w:sz w:val="20"/>
-              </w:rPr>
-              <w:t>TradeZone</w:t>
-            </w:r>
-            <w:proofErr w:type="spellEnd"/>
-            <w:r>
-              <w:rPr>
-                <w:rFonts w:eastAsia="Arial"/>
-                <w:color w:val="404040"/>
-                <w:sz w:val="20"/>
-              </w:rPr>
-              <w:t xml:space="preserve"> is successfully bringing more customers into the funnel each </w:t>
-            </w:r>
-            <w:proofErr w:type="gramStart"/>
-            <w:r>
-              <w:rPr>
-                <w:rFonts w:eastAsia="Arial"/>
-                <w:color w:val="404040"/>
-                <w:sz w:val="20"/>
-              </w:rPr>
-              <w:t>quarter, but</w:t>
-            </w:r>
-            <w:proofErr w:type="gramEnd"/>
-            <w:r>
-              <w:rPr>
-                <w:rFonts w:eastAsia="Arial"/>
-                <w:color w:val="404040"/>
-                <w:sz w:val="20"/>
-              </w:rPr>
-              <w:t xml:space="preserve"> is </w:t>
-            </w:r>
-            <w:proofErr w:type="gramStart"/>
-            <w:r>
-              <w:rPr>
-                <w:rFonts w:eastAsia="Arial"/>
-                <w:color w:val="404040"/>
-                <w:sz w:val="20"/>
-              </w:rPr>
-              <w:t>not succeeding</w:t>
-            </w:r>
-            <w:proofErr w:type="gramEnd"/>
-            <w:r>
-              <w:rPr>
-                <w:rFonts w:eastAsia="Arial"/>
-                <w:color w:val="404040"/>
-                <w:sz w:val="20"/>
-              </w:rPr>
-              <w:t xml:space="preserve"> in increasing the value of each transaction. Flat average order value over two years suggests that upselling, bundling, and cross-sell mechanisms are either absent or ineffective. For the 2025 planning cycle, the growth team should set targets not only for order count but for average order value, which represents a largely untapped revenue lever that does not require additional customer acquisition spend.</w:t>
-            </w:r>
-          </w:p>
-          <w:p>
-            <w:r>
-              <w:rPr>
-                <w:rFonts w:eastAsia="Arial"/>
-                <w:i/>
-                <w:color w:val="2E75B6"/>
-                <w:sz w:val="16"/>
               </w:rPr>
               <w:t>Source: Q4 — Quarterly Revenue Trends</w:t>
             </w:r>
@@ -965,62 +795,19 @@
           <w:sz w:val="14"/>
         </w:rPr>
       </w:pPr>
-      <w:r>
-        <w:rPr>
-          <w:rFonts w:eastAsia="Arial"/>
-          <w:b/>
-          <w:color w:val="2E75B6"/>
-          <w:sz w:val="14"/>
-        </w:rPr>
-        <w:t>SECTION 3</w:t>
-      </w:r>
     </w:p>
     <w:p>
       <w:pPr>
         <w:spacing w:after="226"/>
-        <w:ind w:left="-5" w:hanging="10"/>
-        <w:rPr>
-          <w:rFonts w:eastAsia="Arial"/>
-          <w:b/>
-          <w:color w:val="2E75B6"/>
-          <w:sz w:val="14"/>
-        </w:rPr>
       </w:pPr>
     </w:p>
     <w:p>
       <w:pPr>
-        <w:spacing w:after="226"/>
-        <w:ind w:left="-5" w:hanging="10"/>
-        <w:rPr>
-          <w:rFonts w:eastAsia="Arial"/>
-          <w:b/>
-          <w:color w:val="2E75B6"/>
-          <w:sz w:val="14"/>
-        </w:rPr>
-      </w:pPr>
-    </w:p>
-    <w:p>
-      <w:pPr>
-        <w:spacing w:after="226"/>
-        <w:ind w:left="-5" w:hanging="10"/>
-        <w:rPr>
-          <w:rFonts w:eastAsia="Arial"/>
-          <w:b/>
-          <w:color w:val="2E75B6"/>
-          <w:sz w:val="14"/>
-        </w:rPr>
-      </w:pPr>
-    </w:p>
-    <w:p>
-      <w:pPr>
-        <w:spacing w:after="226"/>
-        <w:ind w:left="-5" w:hanging="10"/>
-      </w:pPr>
-    </w:p>
-    <w:p>
-      <w:pPr>
         <w:pStyle w:val="Heading1"/>
-        <w:ind w:left="-5"/>
+        <w:numPr>
+          <w:ilvl w:val="0"/>
+          <w:numId w:val="1"/>
+        </w:numPr>
         <w:rPr>
           <w:rFonts w:ascii="Calibri" w:hAnsi="Calibri" w:cs="Calibri"/>
         </w:rPr>
@@ -1169,7 +956,6 @@
                 <w:color w:val="FFFFFF"/>
                 <w:sz w:val="18"/>
               </w:rPr>
-              <w:lastRenderedPageBreak/>
               <w:t>RECOMMENDATION 1</w:t>
             </w:r>
           </w:p>
@@ -1342,6 +1128,7 @@
                 <w:color w:val="404040"/>
                 <w:sz w:val="19"/>
               </w:rPr>
+              <w:lastRenderedPageBreak/>
               <w:t>OUTCOME</w:t>
             </w:r>
           </w:p>
@@ -1734,7 +1521,6 @@
                 <w:color w:val="404040"/>
                 <w:sz w:val="19"/>
               </w:rPr>
-              <w:lastRenderedPageBreak/>
               <w:t>BASIS</w:t>
             </w:r>
           </w:p>
@@ -1769,127 +1555,38 @@
     </w:tbl>
     <w:p>
       <w:pPr>
-        <w:spacing w:after="226"/>
-        <w:ind w:left="-5" w:hanging="10"/>
-      </w:pPr>
-      <w:r>
-        <w:rPr>
-          <w:rFonts w:eastAsia="Arial"/>
-          <w:b/>
-          <w:color w:val="2E75B6"/>
-          <w:sz w:val="14"/>
-        </w:rPr>
-        <w:t>SECTION 4</w:t>
-      </w:r>
-    </w:p>
-    <w:p>
-      <w:pPr>
         <w:pStyle w:val="Heading1"/>
         <w:ind w:left="-5"/>
         <w:rPr>
           <w:rFonts w:ascii="Calibri" w:hAnsi="Calibri" w:cs="Calibri"/>
         </w:rPr>
       </w:pPr>
-      <w:r>
+    </w:p>
+    <w:p/>
+    <w:p/>
+    <w:p/>
+    <w:p/>
+    <w:p/>
+    <w:p>
+      <w:pPr>
+        <w:pStyle w:val="Heading1"/>
+        <w:numPr>
+          <w:ilvl w:val="0"/>
+          <w:numId w:val="1"/>
+        </w:numPr>
         <w:rPr>
           <w:rFonts w:ascii="Calibri" w:hAnsi="Calibri" w:cs="Calibri"/>
         </w:rPr>
+      </w:pPr>
+      <w:r>
+        <w:rPr>
+          <w:rFonts w:ascii="Calibri" w:hAnsi="Calibri" w:cs="Calibri"/>
+        </w:rPr>
+        <w:lastRenderedPageBreak/>
         <w:t>Data Quality Notes</w:t>
       </w:r>
     </w:p>
-    <w:p>
-      <w:pPr>
-        <w:spacing w:after="0"/>
-        <w:ind w:right="-113"/>
-      </w:pPr>
-      <w:r>
-        <w:rPr>
-          <w:noProof/>
-        </w:rPr>
-        <mc:AlternateContent>
-          <mc:Choice Requires="wpg">
-            <w:drawing>
-              <wp:inline distT="0" distB="0" distL="0" distR="0" wp14:anchorId="0887027E" wp14:editId="3E7744E9">
-                <wp:extent cx="5791200" cy="19050"/>
-                <wp:effectExtent l="0" t="0" r="0" b="0"/>
-                <wp:docPr id="4544" name="Group 4544"/>
-                <wp:cNvGraphicFramePr/>
-                <a:graphic xmlns:a="http://schemas.openxmlformats.org/drawingml/2006/main">
-                  <a:graphicData uri="http://schemas.microsoft.com/office/word/2010/wordprocessingGroup">
-                    <wpg:wgp>
-                      <wpg:cNvGrpSpPr/>
-                      <wpg:grpSpPr>
-                        <a:xfrm>
-                          <a:off x="0" y="0"/>
-                          <a:ext cx="5791200" cy="19050"/>
-                          <a:chOff x="0" y="0"/>
-                          <a:chExt cx="5791200" cy="19050"/>
-                        </a:xfrm>
-                      </wpg:grpSpPr>
-                      <wps:wsp>
-                        <wps:cNvPr id="182" name="Shape 182"/>
-                        <wps:cNvSpPr/>
-                        <wps:spPr>
-                          <a:xfrm>
-                            <a:off x="0" y="0"/>
-                            <a:ext cx="5791200" cy="0"/>
-                          </a:xfrm>
-                          <a:custGeom>
-                            <a:avLst/>
-                            <a:gdLst/>
-                            <a:ahLst/>
-                            <a:cxnLst/>
-                            <a:rect l="0" t="0" r="0" b="0"/>
-                            <a:pathLst>
-                              <a:path w="5791200">
-                                <a:moveTo>
-                                  <a:pt x="0" y="0"/>
-                                </a:moveTo>
-                                <a:lnTo>
-                                  <a:pt x="5791200" y="0"/>
-                                </a:lnTo>
-                              </a:path>
-                            </a:pathLst>
-                          </a:custGeom>
-                          <a:ln w="19050" cap="rnd">
-                            <a:miter lim="127000"/>
-                          </a:ln>
-                        </wps:spPr>
-                        <wps:style>
-                          <a:lnRef idx="1">
-                            <a:srgbClr val="2E75B6"/>
-                          </a:lnRef>
-                          <a:fillRef idx="0">
-                            <a:srgbClr val="000000">
-                              <a:alpha val="0"/>
-                            </a:srgbClr>
-                          </a:fillRef>
-                          <a:effectRef idx="0">
-                            <a:scrgbClr r="0" g="0" b="0"/>
-                          </a:effectRef>
-                          <a:fontRef idx="none"/>
-                        </wps:style>
-                        <wps:bodyPr/>
-                      </wps:wsp>
-                    </wpg:wgp>
-                  </a:graphicData>
-                </a:graphic>
-              </wp:inline>
-            </w:drawing>
-          </mc:Choice>
-          <mc:Fallback xmlns:a="http://schemas.openxmlformats.org/drawingml/2006/main">
-            <w:pict>
-              <v:group id="Group 4544" style="width:456pt;height:1.5pt;mso-position-horizontal-relative:char;mso-position-vertical-relative:line" coordsize="57912,190">
-                <v:shape id="Shape 182" style="position:absolute;width:57912;height:0;left:0;top:0;" coordsize="5791200,0" path="m0,0l5791200,0">
-                  <v:stroke weight="1.5pt" endcap="round" joinstyle="miter" miterlimit="10" on="true" color="#2e75b6"/>
-                  <v:fill on="false" color="#000000" opacity="0"/>
-                </v:shape>
-              </v:group>
-            </w:pict>
-          </mc:Fallback>
-        </mc:AlternateContent>
-      </w:r>
-    </w:p>
+    <w:p/>
     <w:tbl>
       <w:tblPr>
         <w:tblStyle w:val="TableGrid"/>
@@ -2518,119 +2215,29 @@
     </w:tbl>
     <w:p>
       <w:pPr>
-        <w:spacing w:after="226"/>
-        <w:ind w:left="-5" w:hanging="10"/>
-      </w:pPr>
-      <w:r>
+        <w:pStyle w:val="Heading1"/>
+        <w:ind w:left="-5"/>
         <w:rPr>
-          <w:noProof/>
+          <w:rFonts w:ascii="Calibri" w:hAnsi="Calibri" w:cs="Calibri"/>
         </w:rPr>
-        <mc:AlternateContent>
-          <mc:Choice Requires="wpg">
-            <w:drawing>
-              <wp:anchor distT="0" distB="0" distL="114300" distR="114300" simplePos="0" relativeHeight="251658240" behindDoc="0" locked="0" layoutInCell="1" allowOverlap="1" wp14:anchorId="009B6DC6" wp14:editId="65CEF136">
-                <wp:simplePos x="0" y="0"/>
-                <wp:positionH relativeFrom="page">
-                  <wp:posOffset>990600</wp:posOffset>
-                </wp:positionH>
-                <wp:positionV relativeFrom="page">
-                  <wp:posOffset>8870950</wp:posOffset>
-                </wp:positionV>
-                <wp:extent cx="5791200" cy="19050"/>
-                <wp:effectExtent l="0" t="0" r="0" b="0"/>
-                <wp:wrapTopAndBottom/>
-                <wp:docPr id="4791" name="Group 4791"/>
-                <wp:cNvGraphicFramePr/>
-                <a:graphic xmlns:a="http://schemas.openxmlformats.org/drawingml/2006/main">
-                  <a:graphicData uri="http://schemas.microsoft.com/office/word/2010/wordprocessingGroup">
-                    <wpg:wgp>
-                      <wpg:cNvGrpSpPr/>
-                      <wpg:grpSpPr>
-                        <a:xfrm>
-                          <a:off x="0" y="0"/>
-                          <a:ext cx="5791200" cy="19050"/>
-                          <a:chOff x="0" y="0"/>
-                          <a:chExt cx="5791200" cy="19050"/>
-                        </a:xfrm>
-                      </wpg:grpSpPr>
-                      <wps:wsp>
-                        <wps:cNvPr id="252" name="Shape 252"/>
-                        <wps:cNvSpPr/>
-                        <wps:spPr>
-                          <a:xfrm>
-                            <a:off x="0" y="0"/>
-                            <a:ext cx="5791200" cy="0"/>
-                          </a:xfrm>
-                          <a:custGeom>
-                            <a:avLst/>
-                            <a:gdLst/>
-                            <a:ahLst/>
-                            <a:cxnLst/>
-                            <a:rect l="0" t="0" r="0" b="0"/>
-                            <a:pathLst>
-                              <a:path w="5791200">
-                                <a:moveTo>
-                                  <a:pt x="0" y="0"/>
-                                </a:moveTo>
-                                <a:lnTo>
-                                  <a:pt x="5791200" y="0"/>
-                                </a:lnTo>
-                              </a:path>
-                            </a:pathLst>
-                          </a:custGeom>
-                          <a:ln w="19050" cap="rnd">
-                            <a:miter lim="127000"/>
-                          </a:ln>
-                        </wps:spPr>
-                        <wps:style>
-                          <a:lnRef idx="1">
-                            <a:srgbClr val="2E75B6"/>
-                          </a:lnRef>
-                          <a:fillRef idx="0">
-                            <a:srgbClr val="000000">
-                              <a:alpha val="0"/>
-                            </a:srgbClr>
-                          </a:fillRef>
-                          <a:effectRef idx="0">
-                            <a:scrgbClr r="0" g="0" b="0"/>
-                          </a:effectRef>
-                          <a:fontRef idx="none"/>
-                        </wps:style>
-                        <wps:bodyPr/>
-                      </wps:wsp>
-                    </wpg:wgp>
-                  </a:graphicData>
-                </a:graphic>
-              </wp:anchor>
-            </w:drawing>
-          </mc:Choice>
-          <mc:Fallback xmlns:a="http://schemas.openxmlformats.org/drawingml/2006/main">
-            <w:pict>
-              <v:group id="Group 4791" style="width:456pt;height:1.5pt;position:absolute;mso-position-horizontal-relative:page;mso-position-horizontal:absolute;margin-left:78pt;mso-position-vertical-relative:page;margin-top:698.5pt;" coordsize="57912,190">
-                <v:shape id="Shape 252" style="position:absolute;width:57912;height:0;left:0;top:0;" coordsize="5791200,0" path="m0,0l5791200,0">
-                  <v:stroke weight="1.5pt" endcap="round" joinstyle="miter" miterlimit="10" on="true" color="#2e75b6"/>
-                  <v:fill on="false" color="#000000" opacity="0"/>
-                </v:shape>
-                <w10:wrap type="topAndBottom"/>
-              </v:group>
-            </w:pict>
-          </mc:Fallback>
-        </mc:AlternateContent>
-      </w:r>
-      <w:r>
-        <w:rPr>
-          <w:rFonts w:eastAsia="Arial"/>
-          <w:b/>
-          <w:color w:val="2E75B6"/>
-          <w:sz w:val="14"/>
-        </w:rPr>
-        <w:t>SECTION 5</w:t>
-      </w:r>
+      </w:pPr>
     </w:p>
     <w:p>
       <w:pPr>
         <w:pStyle w:val="Heading1"/>
         <w:ind w:left="-5"/>
+        <w:rPr>
+          <w:rFonts w:ascii="Calibri" w:hAnsi="Calibri" w:cs="Calibri"/>
+        </w:rPr>
+      </w:pPr>
+    </w:p>
+    <w:p>
+      <w:pPr>
+        <w:pStyle w:val="Heading1"/>
+        <w:numPr>
+          <w:ilvl w:val="0"/>
+          <w:numId w:val="1"/>
+        </w:numPr>
         <w:rPr>
           <w:rFonts w:ascii="Calibri" w:hAnsi="Calibri" w:cs="Calibri"/>
         </w:rPr>
@@ -2968,6 +2575,7 @@
           <w:color w:val="666666"/>
           <w:sz w:val="16"/>
         </w:rPr>
+        <w:lastRenderedPageBreak/>
         <w:t xml:space="preserve">This memo was prepared by the </w:t>
       </w:r>
       <w:proofErr w:type="spellStart"/>
@@ -2990,9 +2598,9 @@
       </w:r>
     </w:p>
     <w:sectPr>
-      <w:footerReference w:type="even" r:id="rId7"/>
-      <w:footerReference w:type="default" r:id="rId8"/>
-      <w:footerReference w:type="first" r:id="rId9"/>
+      <w:footerReference w:type="even" r:id="rId8"/>
+      <w:footerReference w:type="default" r:id="rId9"/>
+      <w:footerReference w:type="first" r:id="rId10"/>
       <w:pgSz w:w="12240" w:h="15840"/>
       <w:pgMar w:top="1200" w:right="1673" w:bottom="2086" w:left="1560" w:header="720" w:footer="759" w:gutter="0"/>
       <w:cols w:space="720"/>
@@ -3561,6 +3169,103 @@
 </w:footnotes>
 </file>
 
+<file path=word/numbering.xml><?xml version="1.0" encoding="utf-8"?>
+<w:numbering xmlns:wpc="http://schemas.microsoft.com/office/word/2010/wordprocessingCanvas" xmlns:cx="http://schemas.microsoft.com/office/drawing/2014/chartex" xmlns:cx1="http://schemas.microsoft.com/office/drawing/2015/9/8/chartex" xmlns:cx2="http://schemas.microsoft.com/office/drawing/2015/10/21/chartex" xmlns:cx3="http://schemas.microsoft.com/office/drawing/2016/5/9/chartex" xmlns:cx4="http://schemas.microsoft.com/office/drawing/2016/5/10/chartex" xmlns:cx5="http://schemas.microsoft.com/office/drawing/2016/5/11/chartex" xmlns:cx6="http://schemas.microsoft.com/office/drawing/2016/5/12/chartex" xmlns:cx7="http://schemas.microsoft.com/office/drawing/2016/5/13/chartex" xmlns:cx8="http://schemas.microsoft.com/office/drawing/2016/5/14/chartex" xmlns:mc="http://schemas.openxmlformats.org/markup-compatibility/2006" xmlns:aink="http://schemas.microsoft.com/office/drawing/2016/ink" xmlns:am3d="http://schemas.microsoft.com/office/drawing/2017/model3d" xmlns:o="urn:schemas-microsoft-com:office:office" xmlns:oel="http://schemas.microsoft.com/office/2019/extlst" xmlns:r="http://schemas.openxmlformats.org/officeDocument/2006/relationships" xmlns:m="http://schemas.openxmlformats.org/officeDocument/2006/math" xmlns:v="urn:schemas-microsoft-com:vml" xmlns:wp14="http://schemas.microsoft.com/office/word/2010/wordprocessingDrawing" xmlns:wp="http://schemas.openxmlformats.org/drawingml/2006/wordprocessingDrawing" xmlns:w10="urn:schemas-microsoft-com:office:word" xmlns:w="http://schemas.openxmlformats.org/wordprocessingml/2006/main" xmlns:w14="http://schemas.microsoft.com/office/word/2010/wordml" xmlns:w15="http://schemas.microsoft.com/office/word/2012/wordml" xmlns:w16cex="http://schemas.microsoft.com/office/word/2018/wordml/cex" xmlns:w16cid="http://schemas.microsoft.com/office/word/2016/wordml/cid" xmlns:w16="http://schemas.microsoft.com/office/word/2018/wordml" xmlns:w16du="http://schemas.microsoft.com/office/word/2023/wordml/word16du" xmlns:w16sdtdh="http://schemas.microsoft.com/office/word/2020/wordml/sdtdatahash" xmlns:w16sdtfl="http://schemas.microsoft.com/office/word/2024/wordml/sdtformatlock" xmlns:w16se="http://schemas.microsoft.com/office/word/2015/wordml/symex" xmlns:wpg="http://schemas.microsoft.com/office/word/2010/wordprocessingGroup" xmlns:wpi="http://schemas.microsoft.com/office/word/2010/wordprocessingInk" xmlns:wne="http://schemas.microsoft.com/office/word/2006/wordml" xmlns:wps="http://schemas.microsoft.com/office/word/2010/wordprocessingShape" mc:Ignorable="w14 w15 w16se w16cid w16 w16cex w16sdtdh w16sdtfl w16du wp14">
+  <w:abstractNum w:abstractNumId="0" w15:restartNumberingAfterBreak="0">
+    <w:nsid w:val="65FB13D0"/>
+    <w:multiLevelType w:val="hybridMultilevel"/>
+    <w:tmpl w:val="B4BC388E"/>
+    <w:lvl w:ilvl="0" w:tplc="2118E1AA">
+      <w:start w:val="1"/>
+      <w:numFmt w:val="decimal"/>
+      <w:lvlText w:val="%1."/>
+      <w:lvlJc w:val="left"/>
+      <w:pPr>
+        <w:ind w:left="345" w:hanging="360"/>
+      </w:pPr>
+      <w:rPr>
+        <w:rFonts w:hint="default"/>
+      </w:rPr>
+    </w:lvl>
+    <w:lvl w:ilvl="1" w:tplc="04090019" w:tentative="1">
+      <w:start w:val="1"/>
+      <w:numFmt w:val="lowerLetter"/>
+      <w:lvlText w:val="%2."/>
+      <w:lvlJc w:val="left"/>
+      <w:pPr>
+        <w:ind w:left="1065" w:hanging="360"/>
+      </w:pPr>
+    </w:lvl>
+    <w:lvl w:ilvl="2" w:tplc="0409001B" w:tentative="1">
+      <w:start w:val="1"/>
+      <w:numFmt w:val="lowerRoman"/>
+      <w:lvlText w:val="%3."/>
+      <w:lvlJc w:val="right"/>
+      <w:pPr>
+        <w:ind w:left="1785" w:hanging="180"/>
+      </w:pPr>
+    </w:lvl>
+    <w:lvl w:ilvl="3" w:tplc="0409000F" w:tentative="1">
+      <w:start w:val="1"/>
+      <w:numFmt w:val="decimal"/>
+      <w:lvlText w:val="%4."/>
+      <w:lvlJc w:val="left"/>
+      <w:pPr>
+        <w:ind w:left="2505" w:hanging="360"/>
+      </w:pPr>
+    </w:lvl>
+    <w:lvl w:ilvl="4" w:tplc="04090019" w:tentative="1">
+      <w:start w:val="1"/>
+      <w:numFmt w:val="lowerLetter"/>
+      <w:lvlText w:val="%5."/>
+      <w:lvlJc w:val="left"/>
+      <w:pPr>
+        <w:ind w:left="3225" w:hanging="360"/>
+      </w:pPr>
+    </w:lvl>
+    <w:lvl w:ilvl="5" w:tplc="0409001B" w:tentative="1">
+      <w:start w:val="1"/>
+      <w:numFmt w:val="lowerRoman"/>
+      <w:lvlText w:val="%6."/>
+      <w:lvlJc w:val="right"/>
+      <w:pPr>
+        <w:ind w:left="3945" w:hanging="180"/>
+      </w:pPr>
+    </w:lvl>
+    <w:lvl w:ilvl="6" w:tplc="0409000F" w:tentative="1">
+      <w:start w:val="1"/>
+      <w:numFmt w:val="decimal"/>
+      <w:lvlText w:val="%7."/>
+      <w:lvlJc w:val="left"/>
+      <w:pPr>
+        <w:ind w:left="4665" w:hanging="360"/>
+      </w:pPr>
+    </w:lvl>
+    <w:lvl w:ilvl="7" w:tplc="04090019" w:tentative="1">
+      <w:start w:val="1"/>
+      <w:numFmt w:val="lowerLetter"/>
+      <w:lvlText w:val="%8."/>
+      <w:lvlJc w:val="left"/>
+      <w:pPr>
+        <w:ind w:left="5385" w:hanging="360"/>
+      </w:pPr>
+    </w:lvl>
+    <w:lvl w:ilvl="8" w:tplc="0409001B" w:tentative="1">
+      <w:start w:val="1"/>
+      <w:numFmt w:val="lowerRoman"/>
+      <w:lvlText w:val="%9."/>
+      <w:lvlJc w:val="right"/>
+      <w:pPr>
+        <w:ind w:left="6105" w:hanging="180"/>
+      </w:pPr>
+    </w:lvl>
+  </w:abstractNum>
+  <w:num w:numId="1" w16cid:durableId="1205866980">
+    <w:abstractNumId w:val="0"/>
+  </w:num>
+</w:numbering>
+</file>
+
 <file path=word/styles.xml><?xml version="1.0" encoding="utf-8"?>
 <w:styles xmlns:mc="http://schemas.openxmlformats.org/markup-compatibility/2006" xmlns:r="http://schemas.openxmlformats.org/officeDocument/2006/relationships" xmlns:w="http://schemas.openxmlformats.org/wordprocessingml/2006/main" xmlns:w14="http://schemas.microsoft.com/office/word/2010/wordml" xmlns:w15="http://schemas.microsoft.com/office/word/2012/wordml" xmlns:w16cex="http://schemas.microsoft.com/office/word/2018/wordml/cex" xmlns:w16cid="http://schemas.microsoft.com/office/word/2016/wordml/cid" xmlns:w16="http://schemas.microsoft.com/office/word/2018/wordml" xmlns:w16du="http://schemas.microsoft.com/office/word/2023/wordml/word16du" xmlns:w16sdtdh="http://schemas.microsoft.com/office/word/2020/wordml/sdtdatahash" xmlns:w16sdtfl="http://schemas.microsoft.com/office/word/2024/wordml/sdtformatlock" xmlns:w16se="http://schemas.microsoft.com/office/word/2015/wordml/symex" mc:Ignorable="w14 w15 w16se w16cid w16 w16cex w16sdtdh w16sdtfl w16du">
   <w:docDefaults>
@@ -3961,7 +3666,7 @@
   <w:style w:type="paragraph" w:default="1" w:styleId="Normal">
     <w:name w:val="Normal"/>
     <w:qFormat/>
-    <w:rsid w:val="003F3753"/>
+    <w:rsid w:val="007E45DC"/>
     <w:pPr>
       <w:spacing w:line="259" w:lineRule="auto"/>
     </w:pPr>
